--- a/hw/hw2.docx
+++ b/hw/hw2.docx
@@ -1,6 +1,6 @@
 
 <file path=word/document.xml><?xml version="1.0" encoding="utf-8"?>
-<w:document xmlns:wpc="http://schemas.microsoft.com/office/word/2010/wordprocessingCanvas" xmlns:cx="http://schemas.microsoft.com/office/drawing/2014/chartex" xmlns:cx1="http://schemas.microsoft.com/office/drawing/2015/9/8/chartex" xmlns:cx2="http://schemas.microsoft.com/office/drawing/2015/10/21/chartex" xmlns:cx3="http://schemas.microsoft.com/office/drawing/2016/5/9/chartex" xmlns:cx4="http://schemas.microsoft.com/office/drawing/2016/5/10/chartex" xmlns:cx5="http://schemas.microsoft.com/office/drawing/2016/5/11/chartex" xmlns:cx6="http://schemas.microsoft.com/office/drawing/2016/5/12/chartex" xmlns:cx7="http://schemas.microsoft.com/office/drawing/2016/5/13/chartex" xmlns:cx8="http://schemas.microsoft.com/office/drawing/2016/5/14/chartex" xmlns:mc="http://schemas.openxmlformats.org/markup-compatibility/2006" xmlns:aink="http://schemas.microsoft.com/office/drawing/2016/ink" xmlns:am3d="http://schemas.microsoft.com/office/drawing/2017/model3d" xmlns:o="urn:schemas-microsoft-com:office:office" xmlns:oel="http://schemas.microsoft.com/office/2019/extlst" xmlns:r="http://schemas.openxmlformats.org/officeDocument/2006/relationships" xmlns:m="http://schemas.openxmlformats.org/officeDocument/2006/math" xmlns:v="urn:schemas-microsoft-com:vml" xmlns:wp14="http://schemas.microsoft.com/office/word/2010/wordprocessingDrawing" xmlns:wp="http://schemas.openxmlformats.org/drawingml/2006/wordprocessingDrawing" xmlns:w10="urn:schemas-microsoft-com:office:word" xmlns:w="http://schemas.openxmlformats.org/wordprocessingml/2006/main" xmlns:w14="http://schemas.microsoft.com/office/word/2010/wordml" xmlns:w15="http://schemas.microsoft.com/office/word/2012/wordml" xmlns:w16cex="http://schemas.microsoft.com/office/word/2018/wordml/cex" xmlns:w16cid="http://schemas.microsoft.com/office/word/2016/wordml/cid" xmlns:w16="http://schemas.microsoft.com/office/word/2018/wordml" xmlns:w16sdtdh="http://schemas.microsoft.com/office/word/2020/wordml/sdtdatahash" xmlns:w16se="http://schemas.microsoft.com/office/word/2015/wordml/symex" xmlns:wpg="http://schemas.microsoft.com/office/word/2010/wordprocessingGroup" xmlns:wpi="http://schemas.microsoft.com/office/word/2010/wordprocessingInk" xmlns:wne="http://schemas.microsoft.com/office/word/2006/wordml" xmlns:wps="http://schemas.microsoft.com/office/word/2010/wordprocessingShape" mc:Ignorable="w14 w15 w16se w16cid w16 w16cex w16sdtdh wp14">
+<w:document xmlns:wpc="http://schemas.microsoft.com/office/word/2010/wordprocessingCanvas" xmlns:cx="http://schemas.microsoft.com/office/drawing/2014/chartex" xmlns:cx1="http://schemas.microsoft.com/office/drawing/2015/9/8/chartex" xmlns:cx2="http://schemas.microsoft.com/office/drawing/2015/10/21/chartex" xmlns:cx3="http://schemas.microsoft.com/office/drawing/2016/5/9/chartex" xmlns:cx4="http://schemas.microsoft.com/office/drawing/2016/5/10/chartex" xmlns:cx5="http://schemas.microsoft.com/office/drawing/2016/5/11/chartex" xmlns:cx6="http://schemas.microsoft.com/office/drawing/2016/5/12/chartex" xmlns:cx7="http://schemas.microsoft.com/office/drawing/2016/5/13/chartex" xmlns:cx8="http://schemas.microsoft.com/office/drawing/2016/5/14/chartex" xmlns:mc="http://schemas.openxmlformats.org/markup-compatibility/2006" xmlns:aink="http://schemas.microsoft.com/office/drawing/2016/ink" xmlns:am3d="http://schemas.microsoft.com/office/drawing/2017/model3d" xmlns:o="urn:schemas-microsoft-com:office:office" xmlns:oel="http://schemas.microsoft.com/office/2019/extlst" xmlns:r="http://schemas.openxmlformats.org/officeDocument/2006/relationships" xmlns:m="http://schemas.openxmlformats.org/officeDocument/2006/math" xmlns:v="urn:schemas-microsoft-com:vml" xmlns:wp14="http://schemas.microsoft.com/office/word/2010/wordprocessingDrawing" xmlns:wp="http://schemas.openxmlformats.org/drawingml/2006/wordprocessingDrawing" xmlns:w10="urn:schemas-microsoft-com:office:word" xmlns:w="http://schemas.openxmlformats.org/wordprocessingml/2006/main" xmlns:w14="http://schemas.microsoft.com/office/word/2010/wordml" xmlns:w15="http://schemas.microsoft.com/office/word/2012/wordml" xmlns:w16cex="http://schemas.microsoft.com/office/word/2018/wordml/cex" xmlns:w16cid="http://schemas.microsoft.com/office/word/2016/wordml/cid" xmlns:w16="http://schemas.microsoft.com/office/word/2018/wordml" xmlns:w16du="http://schemas.microsoft.com/office/word/2023/wordml/word16du" xmlns:w16sdtdh="http://schemas.microsoft.com/office/word/2020/wordml/sdtdatahash" xmlns:w16sdtfl="http://schemas.microsoft.com/office/word/2024/wordml/sdtformatlock" xmlns:w16se="http://schemas.microsoft.com/office/word/2015/wordml/symex" xmlns:wpg="http://schemas.microsoft.com/office/word/2010/wordprocessingGroup" xmlns:wpi="http://schemas.microsoft.com/office/word/2010/wordprocessingInk" xmlns:wne="http://schemas.microsoft.com/office/word/2006/wordml" xmlns:wps="http://schemas.microsoft.com/office/word/2010/wordprocessingShape" mc:Ignorable="w14 w15 w16se w16cid w16 w16cex w16sdtdh w16sdtfl w16du wp14">
   <w:body>
     <w:p>
       <w:pPr>
@@ -261,16 +261,53 @@
               <w:pStyle w:val="code"/>
             </w:pPr>
             <w:r>
-              <w:t>def upper_and_lower(first_string, second_string):</w:t>
-            </w:r>
-          </w:p>
-          <w:p>
-            <w:pPr>
-              <w:pStyle w:val="code"/>
-            </w:pPr>
-            <w:r>
-              <w:t xml:space="preserve">    both = first_string + second_string</w:t>
-            </w:r>
+              <w:t xml:space="preserve">def </w:t>
+            </w:r>
+            <w:proofErr w:type="spellStart"/>
+            <w:r>
+              <w:t>upper_and_lower</w:t>
+            </w:r>
+            <w:proofErr w:type="spellEnd"/>
+            <w:r>
+              <w:t>(</w:t>
+            </w:r>
+            <w:proofErr w:type="spellStart"/>
+            <w:r>
+              <w:t>first_string</w:t>
+            </w:r>
+            <w:proofErr w:type="spellEnd"/>
+            <w:r>
+              <w:t xml:space="preserve">, </w:t>
+            </w:r>
+            <w:proofErr w:type="spellStart"/>
+            <w:r>
+              <w:t>second_string</w:t>
+            </w:r>
+            <w:proofErr w:type="spellEnd"/>
+            <w:r>
+              <w:t>):</w:t>
+            </w:r>
+          </w:p>
+          <w:p>
+            <w:pPr>
+              <w:pStyle w:val="code"/>
+            </w:pPr>
+            <w:r>
+              <w:t xml:space="preserve">    both = </w:t>
+            </w:r>
+            <w:proofErr w:type="spellStart"/>
+            <w:r>
+              <w:t>first_string</w:t>
+            </w:r>
+            <w:proofErr w:type="spellEnd"/>
+            <w:r>
+              <w:t xml:space="preserve"> + </w:t>
+            </w:r>
+            <w:proofErr w:type="spellStart"/>
+            <w:r>
+              <w:t>second_string</w:t>
+            </w:r>
+            <w:proofErr w:type="spellEnd"/>
           </w:p>
           <w:p>
             <w:pPr>
@@ -285,7 +322,15 @@
               <w:pStyle w:val="code"/>
             </w:pPr>
             <w:r>
-              <w:t xml:space="preserve">    upper = first_string.upper()</w:t>
+              <w:t xml:space="preserve">    upper = </w:t>
+            </w:r>
+            <w:proofErr w:type="spellStart"/>
+            <w:r>
+              <w:t>first_string.upper</w:t>
+            </w:r>
+            <w:proofErr w:type="spellEnd"/>
+            <w:r>
+              <w:t>()</w:t>
             </w:r>
           </w:p>
           <w:p>
@@ -303,11 +348,16 @@
             <w:r>
               <w:t xml:space="preserve">    lower = </w:t>
             </w:r>
+            <w:proofErr w:type="spellStart"/>
             <w:r>
               <w:t>second</w:t>
             </w:r>
             <w:r>
-              <w:t>_string.lower()</w:t>
+              <w:t>_string.lower</w:t>
+            </w:r>
+            <w:proofErr w:type="spellEnd"/>
+            <w:r>
+              <w:t>()</w:t>
             </w:r>
           </w:p>
           <w:p>
@@ -327,8 +377,29 @@
             <w:pPr>
               <w:pStyle w:val="code"/>
             </w:pPr>
-            <w:r>
-              <w:t>upper_and_lower('abcDEF', 'pqrSTU')</w:t>
+            <w:proofErr w:type="spellStart"/>
+            <w:r>
+              <w:t>upper_and_lower</w:t>
+            </w:r>
+            <w:proofErr w:type="spellEnd"/>
+            <w:r>
+              <w:t>('</w:t>
+            </w:r>
+            <w:proofErr w:type="spellStart"/>
+            <w:r>
+              <w:t>abcDEF</w:t>
+            </w:r>
+            <w:proofErr w:type="spellEnd"/>
+            <w:r>
+              <w:t>', '</w:t>
+            </w:r>
+            <w:proofErr w:type="spellStart"/>
+            <w:r>
+              <w:t>pqrSTU</w:t>
+            </w:r>
+            <w:proofErr w:type="spellEnd"/>
+            <w:r>
+              <w:t>')</w:t>
             </w:r>
           </w:p>
           <w:p>
@@ -583,7 +654,15 @@
         <w:pStyle w:val="code"/>
       </w:pPr>
       <w:r>
-        <w:t xml:space="preserve">def draw_square(t):  </w:t>
+        <w:t xml:space="preserve">def </w:t>
+      </w:r>
+      <w:proofErr w:type="spellStart"/>
+      <w:r>
+        <w:t>draw_square</w:t>
+      </w:r>
+      <w:proofErr w:type="spellEnd"/>
+      <w:r>
+        <w:t xml:space="preserve">(t):  </w:t>
       </w:r>
     </w:p>
     <w:p>
@@ -591,7 +670,15 @@
         <w:pStyle w:val="code"/>
       </w:pPr>
       <w:r>
-        <w:t xml:space="preserve">    t.forward(50) </w:t>
+        <w:t xml:space="preserve">    </w:t>
+      </w:r>
+      <w:proofErr w:type="spellStart"/>
+      <w:r>
+        <w:t>t.forward</w:t>
+      </w:r>
+      <w:proofErr w:type="spellEnd"/>
+      <w:r>
+        <w:t xml:space="preserve">(50) </w:t>
       </w:r>
     </w:p>
     <w:p>
@@ -599,7 +686,15 @@
         <w:pStyle w:val="code"/>
       </w:pPr>
       <w:r>
-        <w:t xml:space="preserve">    t.left(90) </w:t>
+        <w:t xml:space="preserve">    </w:t>
+      </w:r>
+      <w:proofErr w:type="spellStart"/>
+      <w:r>
+        <w:t>t.left</w:t>
+      </w:r>
+      <w:proofErr w:type="spellEnd"/>
+      <w:r>
+        <w:t xml:space="preserve">(90) </w:t>
       </w:r>
     </w:p>
     <w:p>
@@ -651,7 +746,21 @@
         <w:rPr>
           <w:rStyle w:val="codeChar"/>
         </w:rPr>
-        <w:t>size, num_stairs)</w:t>
+        <w:t xml:space="preserve">size, </w:t>
+      </w:r>
+      <w:proofErr w:type="spellStart"/>
+      <w:r>
+        <w:rPr>
+          <w:rStyle w:val="codeChar"/>
+        </w:rPr>
+        <w:t>num_stairs</w:t>
+      </w:r>
+      <w:proofErr w:type="spellEnd"/>
+      <w:r>
+        <w:rPr>
+          <w:rStyle w:val="codeChar"/>
+        </w:rPr>
+        <w:t>)</w:t>
       </w:r>
       <w:r>
         <w:t xml:space="preserve">. The function should use a turtle </w:t>
@@ -665,12 +774,14 @@
       <w:r>
         <w:t xml:space="preserve"> to draw a staircase with the given number of stairs, </w:t>
       </w:r>
+      <w:proofErr w:type="spellStart"/>
       <w:r>
         <w:rPr>
           <w:rStyle w:val="codeChar"/>
         </w:rPr>
         <w:t>num_stairs</w:t>
       </w:r>
+      <w:proofErr w:type="spellEnd"/>
       <w:r>
         <w:t xml:space="preserve">. The width and height of each stair is given by the parameter </w:t>
       </w:r>
@@ -768,17 +879,355 @@
         </w:drawing>
       </w:r>
     </w:p>
+    <w:p>
+      <w:r>
+        <w:t xml:space="preserve">Question 15. (10 points) </w:t>
+      </w:r>
+      <w:r>
+        <w:t>Consider the following Python code.</w:t>
+      </w:r>
+    </w:p>
+    <w:tbl>
+      <w:tblPr>
+        <w:tblStyle w:val="TableGrid"/>
+        <w:tblW w:w="0" w:type="auto"/>
+        <w:tblLook w:val="04A0" w:firstRow="1" w:lastRow="0" w:firstColumn="1" w:lastColumn="0" w:noHBand="0" w:noVBand="1"/>
+      </w:tblPr>
+      <w:tblGrid>
+        <w:gridCol w:w="445"/>
+        <w:gridCol w:w="5940"/>
+      </w:tblGrid>
+      <w:tr>
+        <w:tc>
+          <w:tcPr>
+            <w:tcW w:w="445" w:type="dxa"/>
+          </w:tcPr>
+          <w:p>
+            <w:pPr>
+              <w:pStyle w:val="code"/>
+            </w:pPr>
+            <w:r>
+              <w:t>1</w:t>
+            </w:r>
+          </w:p>
+          <w:p>
+            <w:pPr>
+              <w:pStyle w:val="code"/>
+            </w:pPr>
+            <w:r>
+              <w:t>2</w:t>
+            </w:r>
+          </w:p>
+          <w:p>
+            <w:pPr>
+              <w:pStyle w:val="code"/>
+            </w:pPr>
+            <w:r>
+              <w:t>3</w:t>
+            </w:r>
+          </w:p>
+          <w:p>
+            <w:pPr>
+              <w:pStyle w:val="code"/>
+            </w:pPr>
+            <w:r>
+              <w:t>4</w:t>
+            </w:r>
+          </w:p>
+          <w:p>
+            <w:pPr>
+              <w:pStyle w:val="code"/>
+            </w:pPr>
+            <w:r>
+              <w:t>5</w:t>
+            </w:r>
+          </w:p>
+          <w:p>
+            <w:pPr>
+              <w:pStyle w:val="code"/>
+            </w:pPr>
+            <w:r>
+              <w:t>6</w:t>
+            </w:r>
+          </w:p>
+          <w:p>
+            <w:pPr>
+              <w:pStyle w:val="code"/>
+            </w:pPr>
+            <w:r>
+              <w:t>7</w:t>
+            </w:r>
+          </w:p>
+          <w:p>
+            <w:pPr>
+              <w:pStyle w:val="code"/>
+            </w:pPr>
+            <w:r>
+              <w:t>8</w:t>
+            </w:r>
+          </w:p>
+          <w:p>
+            <w:pPr>
+              <w:pStyle w:val="code"/>
+            </w:pPr>
+            <w:r>
+              <w:t>9</w:t>
+            </w:r>
+          </w:p>
+          <w:p>
+            <w:pPr>
+              <w:pStyle w:val="code"/>
+            </w:pPr>
+            <w:r>
+              <w:t>10</w:t>
+            </w:r>
+          </w:p>
+          <w:p>
+            <w:pPr>
+              <w:pStyle w:val="code"/>
+            </w:pPr>
+            <w:r>
+              <w:t>11</w:t>
+            </w:r>
+          </w:p>
+          <w:p>
+            <w:pPr>
+              <w:pStyle w:val="code"/>
+            </w:pPr>
+            <w:r>
+              <w:t>12</w:t>
+            </w:r>
+          </w:p>
+          <w:p>
+            <w:pPr>
+              <w:pStyle w:val="code"/>
+            </w:pPr>
+            <w:r>
+              <w:t>13</w:t>
+            </w:r>
+          </w:p>
+        </w:tc>
+        <w:tc>
+          <w:tcPr>
+            <w:tcW w:w="5940" w:type="dxa"/>
+          </w:tcPr>
+          <w:p>
+            <w:pPr>
+              <w:pStyle w:val="code"/>
+            </w:pPr>
+            <w:r>
+              <w:t>import graphics</w:t>
+            </w:r>
+          </w:p>
+          <w:p>
+            <w:pPr>
+              <w:pStyle w:val="code"/>
+            </w:pPr>
+            <w:r>
+              <w:t>import turtle</w:t>
+            </w:r>
+          </w:p>
+          <w:p>
+            <w:pPr>
+              <w:pStyle w:val="code"/>
+            </w:pPr>
+            <w:r>
+              <w:t>import random</w:t>
+            </w:r>
+          </w:p>
+          <w:p>
+            <w:pPr>
+              <w:pStyle w:val="code"/>
+            </w:pPr>
+            <w:r>
+              <w:t xml:space="preserve">win = </w:t>
+            </w:r>
+            <w:proofErr w:type="spellStart"/>
+            <w:r>
+              <w:t>graphics.GraphWin</w:t>
+            </w:r>
+            <w:proofErr w:type="spellEnd"/>
+            <w:r>
+              <w:t>("homework", 100, 100)</w:t>
+            </w:r>
+          </w:p>
+          <w:p>
+            <w:pPr>
+              <w:pStyle w:val="code"/>
+            </w:pPr>
+            <w:r>
+              <w:t xml:space="preserve">p = </w:t>
+            </w:r>
+            <w:proofErr w:type="spellStart"/>
+            <w:r>
+              <w:t>graphics.Point</w:t>
+            </w:r>
+            <w:proofErr w:type="spellEnd"/>
+            <w:r>
+              <w:t>(50, 75)</w:t>
+            </w:r>
+          </w:p>
+          <w:p>
+            <w:pPr>
+              <w:pStyle w:val="code"/>
+            </w:pPr>
+            <w:proofErr w:type="spellStart"/>
+            <w:r>
+              <w:t>p.draw</w:t>
+            </w:r>
+            <w:proofErr w:type="spellEnd"/>
+            <w:r>
+              <w:t>(win)</w:t>
+            </w:r>
+          </w:p>
+          <w:p>
+            <w:pPr>
+              <w:pStyle w:val="code"/>
+            </w:pPr>
+            <w:proofErr w:type="spellStart"/>
+            <w:r>
+              <w:t>win.getMouse</w:t>
+            </w:r>
+            <w:proofErr w:type="spellEnd"/>
+            <w:r>
+              <w:t>()</w:t>
+            </w:r>
+          </w:p>
+          <w:p>
+            <w:pPr>
+              <w:pStyle w:val="code"/>
+            </w:pPr>
+            <w:proofErr w:type="spellStart"/>
+            <w:r>
+              <w:t>win.close</w:t>
+            </w:r>
+            <w:proofErr w:type="spellEnd"/>
+            <w:r>
+              <w:t>()</w:t>
+            </w:r>
+          </w:p>
+          <w:p>
+            <w:pPr>
+              <w:pStyle w:val="code"/>
+            </w:pPr>
+            <w:r>
+              <w:t xml:space="preserve">t = </w:t>
+            </w:r>
+            <w:proofErr w:type="spellStart"/>
+            <w:r>
+              <w:t>turtle.Turtle</w:t>
+            </w:r>
+            <w:proofErr w:type="spellEnd"/>
+            <w:r>
+              <w:t>()</w:t>
+            </w:r>
+          </w:p>
+          <w:p>
+            <w:pPr>
+              <w:pStyle w:val="code"/>
+            </w:pPr>
+            <w:proofErr w:type="spellStart"/>
+            <w:r>
+              <w:t>t.forward</w:t>
+            </w:r>
+            <w:proofErr w:type="spellEnd"/>
+            <w:r>
+              <w:t>(250)</w:t>
+            </w:r>
+          </w:p>
+          <w:p>
+            <w:pPr>
+              <w:pStyle w:val="code"/>
+            </w:pPr>
+            <w:proofErr w:type="spellStart"/>
+            <w:r>
+              <w:t>turtle.mainloop</w:t>
+            </w:r>
+            <w:proofErr w:type="spellEnd"/>
+            <w:r>
+              <w:t>()</w:t>
+            </w:r>
+          </w:p>
+          <w:p>
+            <w:pPr>
+              <w:pStyle w:val="code"/>
+            </w:pPr>
+            <w:r>
+              <w:t xml:space="preserve">x = </w:t>
+            </w:r>
+            <w:proofErr w:type="spellStart"/>
+            <w:r>
+              <w:t>random.randint</w:t>
+            </w:r>
+            <w:proofErr w:type="spellEnd"/>
+            <w:r>
+              <w:t>(1, 5)</w:t>
+            </w:r>
+          </w:p>
+          <w:p>
+            <w:pPr>
+              <w:pStyle w:val="code"/>
+            </w:pPr>
+            <w:r>
+              <w:t>print(x)</w:t>
+            </w:r>
+          </w:p>
+        </w:tc>
+      </w:tr>
+    </w:tbl>
     <w:p/>
-    <w:p>
-      <w:r>
-        <w:t xml:space="preserve">Question 15. (15 points) Write a function whose signature is </w:t>
-      </w:r>
+    <w:p/>
+    <w:p>
+      <w:r>
+        <w:lastRenderedPageBreak/>
+        <w:t>(a) How many examples of dot notation are there in the above code?</w:t>
+      </w:r>
+    </w:p>
+    <w:p>
+      <w:r>
+        <w:t xml:space="preserve">(b) At which line numbers is a constructor invoked? </w:t>
+      </w:r>
+    </w:p>
+    <w:p>
+      <w:r>
+        <w:t>(c) At which line numbers is dot notation used to invoke a function in a module? Do not include constructors.</w:t>
+      </w:r>
+    </w:p>
+    <w:p>
+      <w:r>
+        <w:t>(d) At which line numbers is dot notation used to invoke a method on an object?</w:t>
+      </w:r>
+    </w:p>
+    <w:p>
+      <w:r>
+        <w:t>(e) At which line numbers is there a function call without any dot notation?</w:t>
+      </w:r>
+    </w:p>
+    <w:p/>
+    <w:p>
+      <w:r>
+        <w:t>Question 1</w:t>
+      </w:r>
+      <w:r>
+        <w:t>6</w:t>
+      </w:r>
+      <w:r>
+        <w:t>. (</w:t>
+      </w:r>
+      <w:r>
+        <w:t>optional</w:t>
+      </w:r>
+      <w:r>
+        <w:t xml:space="preserve">) Write a function whose signature is </w:t>
+      </w:r>
+      <w:proofErr w:type="spellStart"/>
       <w:r>
         <w:rPr>
           <w:rStyle w:val="codeChar"/>
         </w:rPr>
         <w:t>widening_segments</w:t>
       </w:r>
+      <w:proofErr w:type="spellEnd"/>
       <w:r>
         <w:rPr>
           <w:rStyle w:val="codeChar"/>
@@ -791,6 +1240,7 @@
         </w:rPr>
         <w:t xml:space="preserve">t, </w:t>
       </w:r>
+      <w:proofErr w:type="spellStart"/>
       <w:r>
         <w:rPr>
           <w:rStyle w:val="codeChar"/>
@@ -803,6 +1253,7 @@
         </w:rPr>
         <w:t>egments</w:t>
       </w:r>
+      <w:proofErr w:type="spellEnd"/>
       <w:r>
         <w:rPr>
           <w:rStyle w:val="codeChar"/>
@@ -846,7 +1297,14 @@
         <w:rPr>
           <w:rStyle w:val="codeChar"/>
         </w:rPr>
-        <w:t>2*n</w:t>
+        <w:t>2*</w:t>
+      </w:r>
+      <w:proofErr w:type="spellStart"/>
+      <w:r>
+        <w:rPr>
+          <w:rStyle w:val="codeChar"/>
+        </w:rPr>
+        <w:t>n</w:t>
       </w:r>
       <w:r>
         <w:rPr>
@@ -860,6 +1318,7 @@
         </w:rPr>
         <w:t>_segments</w:t>
       </w:r>
+      <w:proofErr w:type="spellEnd"/>
       <w:r>
         <w:t xml:space="preserve"> p</w:t>
       </w:r>
@@ -869,11 +1328,19 @@
       <w:r>
         <w:t xml:space="preserve"> For example, the output of the invocation </w:t>
       </w:r>
-      <w:r>
-        <w:rPr>
-          <w:rStyle w:val="codeChar"/>
-        </w:rPr>
-        <w:t>widening_segments(t, 12)</w:t>
+      <w:proofErr w:type="spellStart"/>
+      <w:r>
+        <w:rPr>
+          <w:rStyle w:val="codeChar"/>
+        </w:rPr>
+        <w:t>widening_segments</w:t>
+      </w:r>
+      <w:proofErr w:type="spellEnd"/>
+      <w:r>
+        <w:rPr>
+          <w:rStyle w:val="codeChar"/>
+        </w:rPr>
+        <w:t>(t, 12)</w:t>
       </w:r>
       <w:r>
         <w:rPr>
@@ -946,7 +1413,10 @@
         <w:t xml:space="preserve">Total points on assignment: </w:t>
       </w:r>
       <w:r>
-        <w:t>77</w:t>
+        <w:t>7</w:t>
+      </w:r>
+      <w:r>
+        <w:t>2</w:t>
       </w:r>
     </w:p>
     <w:sectPr>
@@ -960,7 +1430,7 @@
 </file>
 
 <file path=word/styles.xml><?xml version="1.0" encoding="utf-8"?>
-<w:styles xmlns:mc="http://schemas.openxmlformats.org/markup-compatibility/2006" xmlns:r="http://schemas.openxmlformats.org/officeDocument/2006/relationships" xmlns:w="http://schemas.openxmlformats.org/wordprocessingml/2006/main" xmlns:w14="http://schemas.microsoft.com/office/word/2010/wordml" xmlns:w15="http://schemas.microsoft.com/office/word/2012/wordml" xmlns:w16cex="http://schemas.microsoft.com/office/word/2018/wordml/cex" xmlns:w16cid="http://schemas.microsoft.com/office/word/2016/wordml/cid" xmlns:w16="http://schemas.microsoft.com/office/word/2018/wordml" xmlns:w16sdtdh="http://schemas.microsoft.com/office/word/2020/wordml/sdtdatahash" xmlns:w16se="http://schemas.microsoft.com/office/word/2015/wordml/symex" mc:Ignorable="w14 w15 w16se w16cid w16 w16cex w16sdtdh">
+<w:styles xmlns:mc="http://schemas.openxmlformats.org/markup-compatibility/2006" xmlns:r="http://schemas.openxmlformats.org/officeDocument/2006/relationships" xmlns:w="http://schemas.openxmlformats.org/wordprocessingml/2006/main" xmlns:w14="http://schemas.microsoft.com/office/word/2010/wordml" xmlns:w15="http://schemas.microsoft.com/office/word/2012/wordml" xmlns:w16cex="http://schemas.microsoft.com/office/word/2018/wordml/cex" xmlns:w16cid="http://schemas.microsoft.com/office/word/2016/wordml/cid" xmlns:w16="http://schemas.microsoft.com/office/word/2018/wordml" xmlns:w16du="http://schemas.microsoft.com/office/word/2023/wordml/word16du" xmlns:w16sdtdh="http://schemas.microsoft.com/office/word/2020/wordml/sdtdatahash" xmlns:w16sdtfl="http://schemas.microsoft.com/office/word/2024/wordml/sdtformatlock" xmlns:w16se="http://schemas.microsoft.com/office/word/2015/wordml/symex" mc:Ignorable="w14 w15 w16se w16cid w16 w16cex w16sdtdh w16sdtfl w16du">
   <w:docDefaults>
     <w:rPrDefault>
       <w:rPr>
@@ -1452,6 +1922,17 @@
       </w:tblBorders>
     </w:tblPr>
   </w:style>
+  <w:style w:type="paragraph" w:styleId="ListParagraph">
+    <w:name w:val="List Paragraph"/>
+    <w:basedOn w:val="Normal"/>
+    <w:uiPriority w:val="34"/>
+    <w:qFormat/>
+    <w:rsid w:val="004801FC"/>
+    <w:pPr>
+      <w:ind w:left="720"/>
+      <w:contextualSpacing/>
+    </w:pPr>
+  </w:style>
 </w:styles>
 </file>
 
